--- a/cas-ccps/curriculum/PacingGuide_CAS_Context.docx
+++ b/cas-ccps/curriculum/PacingGuide_CAS_Context.docx
@@ -425,7 +425,7 @@
                 <w:sz w:val="18"/>
                 <w:szCs w:val="18"/>
               </w:rPr>
-              <w:t xml:space="preserve">PacingGuide_CAS_Context.csv — one row per unit, 16 columns, direct import into the Central Ledger or Studio Flow context. PacingGuide_CAS_Context.json — structured for Studio Flow consumption with meta block.</w:t>
+              <w:t xml:space="preserve">PacingGuide_CAS_Context.csv — one row per unit, 20 columns (16 base fields plus chain_node, esports_connection, vocabulary_with_definitions, and studio_flow_hooks, added in the v2 schema), direct import into the Central Ledger or Studio Flow context. PacingGuide_CAS_Context.json — structured for Studio Flow consumption with meta block.</w:t>
             </w:r>
           </w:p>
         </w:tc>
@@ -19307,7 +19307,7 @@
           <w:sz w:val="19"/>
           <w:szCs w:val="19"/>
         </w:rPr>
-        <w:t xml:space="preserve">PacingGuide_CAS_Context.csv — machine-readable. 20 rows × 16 columns. For direct import into the Central Ledger CompetencyRegistry-adjacent workflows or Studio Flow context injection.</w:t>
+        <w:t xml:space="preserve">PacingGuide_CAS_Context.csv — machine-readable. 20 rows × 20 columns. For direct import into the Central Ledger CompetencyRegistry-adjacent workflows or Studio Flow context injection.</w:t>
       </w:r>
     </w:p>
     <w:p>
@@ -20355,6 +20355,362 @@
           </w:p>
         </w:tc>
       </w:tr>
+      <w:tr>
+        <w:tc>
+          <w:tcPr>
+            <w:tcW w:type="dxa" w:w="2000"/>
+            <w:tcBorders>
+              <w:top w:val="single" w:color="CBD5E1" w:sz="1"/>
+              <w:left w:val="single" w:color="CBD5E1" w:sz="1"/>
+              <w:bottom w:val="single" w:color="CBD5E1" w:sz="1"/>
+              <w:right w:val="single" w:color="CBD5E1" w:sz="1"/>
+            </w:tcBorders>
+            <w:shd w:fill="FFFFFF" w:val="clear"/>
+            <w:tcMar>
+              <w:top w:type="dxa" w:w="80"/>
+              <w:left w:type="dxa" w:w="120"/>
+              <w:bottom w:type="dxa" w:w="80"/>
+              <w:right w:type="dxa" w:w="120"/>
+            </w:tcMar>
+          </w:tcPr>
+          <w:p>
+            <w:r>
+              <w:rPr>
+                <w:rFonts w:ascii="Courier New" w:cs="Courier New" w:eastAsia="Courier New" w:hAnsi="Courier New"/>
+                <w:color w:val="007A72"/>
+                <w:sz w:val="17"/>
+                <w:szCs w:val="17"/>
+              </w:rPr>
+              <w:t xml:space="preserve">chain_node</w:t>
+            </w:r>
+          </w:p>
+        </w:tc>
+        <w:tc>
+          <w:tcPr>
+            <w:tcW w:type="dxa" w:w="2400"/>
+            <w:tcBorders>
+              <w:top w:val="single" w:color="CBD5E1" w:sz="1"/>
+              <w:left w:val="single" w:color="CBD5E1" w:sz="1"/>
+              <w:bottom w:val="single" w:color="CBD5E1" w:sz="1"/>
+              <w:right w:val="single" w:color="CBD5E1" w:sz="1"/>
+            </w:tcBorders>
+            <w:shd w:fill="FFFFFF" w:val="clear"/>
+            <w:tcMar>
+              <w:top w:type="dxa" w:w="80"/>
+              <w:left w:type="dxa" w:w="120"/>
+              <w:bottom w:type="dxa" w:w="80"/>
+              <w:right w:type="dxa" w:w="120"/>
+            </w:tcMar>
+          </w:tcPr>
+          <w:p>
+            <w:r>
+              <w:rPr>
+                <w:rFonts w:ascii="Arial" w:cs="Arial" w:eastAsia="Arial" w:hAnsi="Arial"/>
+                <w:color w:val="1E293B"/>
+                <w:sz w:val="17"/>
+                <w:szCs w:val="17"/>
+              </w:rPr>
+              <w:t xml:space="preserve">Supply-chain positioning label</w:t>
+            </w:r>
+          </w:p>
+        </w:tc>
+        <w:tc>
+          <w:tcPr>
+            <w:tcW w:type="dxa" w:w="4960"/>
+            <w:tcBorders>
+              <w:top w:val="single" w:color="CBD5E1" w:sz="1"/>
+              <w:left w:val="single" w:color="CBD5E1" w:sz="1"/>
+              <w:bottom w:val="single" w:color="CBD5E1" w:sz="1"/>
+              <w:right w:val="single" w:color="CBD5E1" w:sz="1"/>
+            </w:tcBorders>
+            <w:shd w:fill="FFFFFF" w:val="clear"/>
+            <w:tcMar>
+              <w:top w:type="dxa" w:w="80"/>
+              <w:left w:type="dxa" w:w="120"/>
+              <w:bottom w:type="dxa" w:w="80"/>
+              <w:right w:type="dxa" w:w="120"/>
+            </w:tcMar>
+          </w:tcPr>
+          <w:p>
+            <w:r>
+              <w:rPr>
+                <w:rFonts w:ascii="Arial" w:cs="Arial" w:eastAsia="Arial" w:hAnsi="Arial"/>
+                <w:color w:val="1E293B"/>
+                <w:sz w:val="17"/>
+                <w:szCs w:val="17"/>
+              </w:rPr>
+              <w:t xml:space="preserve">Reserved for future Registrar/Cog Relay stages — not yet consumed</w:t>
+            </w:r>
+          </w:p>
+        </w:tc>
+      </w:tr>
+      <w:tr>
+        <w:tc>
+          <w:tcPr>
+            <w:tcW w:type="dxa" w:w="2000"/>
+            <w:tcBorders>
+              <w:top w:val="single" w:color="CBD5E1" w:sz="1"/>
+              <w:left w:val="single" w:color="CBD5E1" w:sz="1"/>
+              <w:bottom w:val="single" w:color="CBD5E1" w:sz="1"/>
+              <w:right w:val="single" w:color="CBD5E1" w:sz="1"/>
+            </w:tcBorders>
+            <w:shd w:fill="FFFFFF" w:val="clear"/>
+            <w:tcMar>
+              <w:top w:type="dxa" w:w="80"/>
+              <w:left w:type="dxa" w:w="120"/>
+              <w:bottom w:type="dxa" w:w="80"/>
+              <w:right w:type="dxa" w:w="120"/>
+            </w:tcMar>
+          </w:tcPr>
+          <w:p>
+            <w:r>
+              <w:rPr>
+                <w:rFonts w:ascii="Courier New" w:cs="Courier New" w:eastAsia="Courier New" w:hAnsi="Courier New"/>
+                <w:color w:val="007A72"/>
+                <w:sz w:val="17"/>
+                <w:szCs w:val="17"/>
+              </w:rPr>
+              <w:t xml:space="preserve">esports_connection</w:t>
+            </w:r>
+          </w:p>
+        </w:tc>
+        <w:tc>
+          <w:tcPr>
+            <w:tcW w:type="dxa" w:w="2400"/>
+            <w:tcBorders>
+              <w:top w:val="single" w:color="CBD5E1" w:sz="1"/>
+              <w:left w:val="single" w:color="CBD5E1" w:sz="1"/>
+              <w:bottom w:val="single" w:color="CBD5E1" w:sz="1"/>
+              <w:right w:val="single" w:color="CBD5E1" w:sz="1"/>
+            </w:tcBorders>
+            <w:shd w:fill="FFFFFF" w:val="clear"/>
+            <w:tcMar>
+              <w:top w:type="dxa" w:w="80"/>
+              <w:left w:type="dxa" w:w="120"/>
+              <w:bottom w:type="dxa" w:w="80"/>
+              <w:right w:type="dxa" w:w="120"/>
+            </w:tcMar>
+          </w:tcPr>
+          <w:p>
+            <w:r>
+              <w:rPr>
+                <w:rFonts w:ascii="Arial" w:cs="Arial" w:eastAsia="Arial" w:hAnsi="Arial"/>
+                <w:color w:val="1E293B"/>
+                <w:sz w:val="17"/>
+                <w:szCs w:val="17"/>
+              </w:rPr>
+              <w:t xml:space="preserve">Esports/gaming industry application</w:t>
+            </w:r>
+          </w:p>
+        </w:tc>
+        <w:tc>
+          <w:tcPr>
+            <w:tcW w:type="dxa" w:w="4960"/>
+            <w:tcBorders>
+              <w:top w:val="single" w:color="CBD5E1" w:sz="1"/>
+              <w:left w:val="single" w:color="CBD5E1" w:sz="1"/>
+              <w:bottom w:val="single" w:color="CBD5E1" w:sz="1"/>
+              <w:right w:val="single" w:color="CBD5E1" w:sz="1"/>
+            </w:tcBorders>
+            <w:shd w:fill="FFFFFF" w:val="clear"/>
+            <w:tcMar>
+              <w:top w:type="dxa" w:w="80"/>
+              <w:left w:type="dxa" w:w="120"/>
+              <w:bottom w:type="dxa" w:w="80"/>
+              <w:right w:type="dxa" w:w="120"/>
+            </w:tcMar>
+          </w:tcPr>
+          <w:p>
+            <w:r>
+              <w:rPr>
+                <w:rFonts w:ascii="Arial" w:cs="Arial" w:eastAsia="Arial" w:hAnsi="Arial"/>
+                <w:color w:val="1E293B"/>
+                <w:sz w:val="17"/>
+                <w:szCs w:val="17"/>
+              </w:rPr>
+              <w:t xml:space="preserve">Studio Flow 3 — industry-grounded examples (not yet wired)</w:t>
+            </w:r>
+          </w:p>
+        </w:tc>
+      </w:tr>
+      <w:tr>
+        <w:tc>
+          <w:tcPr>
+            <w:tcW w:type="dxa" w:w="2000"/>
+            <w:tcBorders>
+              <w:top w:val="single" w:color="CBD5E1" w:sz="1"/>
+              <w:left w:val="single" w:color="CBD5E1" w:sz="1"/>
+              <w:bottom w:val="single" w:color="CBD5E1" w:sz="1"/>
+              <w:right w:val="single" w:color="CBD5E1" w:sz="1"/>
+            </w:tcBorders>
+            <w:shd w:fill="FFFFFF" w:val="clear"/>
+            <w:tcMar>
+              <w:top w:type="dxa" w:w="80"/>
+              <w:left w:type="dxa" w:w="120"/>
+              <w:bottom w:type="dxa" w:w="80"/>
+              <w:right w:type="dxa" w:w="120"/>
+            </w:tcMar>
+          </w:tcPr>
+          <w:p>
+            <w:r>
+              <w:rPr>
+                <w:rFonts w:ascii="Courier New" w:cs="Courier New" w:eastAsia="Courier New" w:hAnsi="Courier New"/>
+                <w:color w:val="007A72"/>
+                <w:sz w:val="17"/>
+                <w:szCs w:val="17"/>
+              </w:rPr>
+              <w:t xml:space="preserve">vocabulary_with_definitions</w:t>
+            </w:r>
+          </w:p>
+        </w:tc>
+        <w:tc>
+          <w:tcPr>
+            <w:tcW w:type="dxa" w:w="2400"/>
+            <w:tcBorders>
+              <w:top w:val="single" w:color="CBD5E1" w:sz="1"/>
+              <w:left w:val="single" w:color="CBD5E1" w:sz="1"/>
+              <w:bottom w:val="single" w:color="CBD5E1" w:sz="1"/>
+              <w:right w:val="single" w:color="CBD5E1" w:sz="1"/>
+            </w:tcBorders>
+            <w:shd w:fill="FFFFFF" w:val="clear"/>
+            <w:tcMar>
+              <w:top w:type="dxa" w:w="80"/>
+              <w:left w:type="dxa" w:w="120"/>
+              <w:bottom w:type="dxa" w:w="80"/>
+              <w:right w:type="dxa" w:w="120"/>
+            </w:tcMar>
+          </w:tcPr>
+          <w:p>
+            <w:r>
+              <w:rPr>
+                <w:rFonts w:ascii="Arial" w:cs="Arial" w:eastAsia="Arial" w:hAnsi="Arial"/>
+                <w:color w:val="1E293B"/>
+                <w:sz w:val="17"/>
+                <w:szCs w:val="17"/>
+              </w:rPr>
+              <w:t xml:space="preserve">term + definition pairs (superset of key_vocabulary)</w:t>
+            </w:r>
+          </w:p>
+        </w:tc>
+        <w:tc>
+          <w:tcPr>
+            <w:tcW w:type="dxa" w:w="4960"/>
+            <w:tcBorders>
+              <w:top w:val="single" w:color="CBD5E1" w:sz="1"/>
+              <w:left w:val="single" w:color="CBD5E1" w:sz="1"/>
+              <w:bottom w:val="single" w:color="CBD5E1" w:sz="1"/>
+              <w:right w:val="single" w:color="CBD5E1" w:sz="1"/>
+            </w:tcBorders>
+            <w:shd w:fill="FFFFFF" w:val="clear"/>
+            <w:tcMar>
+              <w:top w:type="dxa" w:w="80"/>
+              <w:left w:type="dxa" w:w="120"/>
+              <w:bottom w:type="dxa" w:w="80"/>
+              <w:right w:type="dxa" w:w="120"/>
+            </w:tcMar>
+          </w:tcPr>
+          <w:p>
+            <w:r>
+              <w:rPr>
+                <w:rFonts w:ascii="Arial" w:cs="Arial" w:eastAsia="Arial" w:hAnsi="Arial"/>
+                <w:color w:val="1E293B"/>
+                <w:sz w:val="17"/>
+                <w:szCs w:val="17"/>
+              </w:rPr>
+              <w:t xml:space="preserve">Studio Flow 3 — definition-aware scaffolding (not yet wired)</w:t>
+            </w:r>
+          </w:p>
+        </w:tc>
+      </w:tr>
+      <w:tr>
+        <w:tc>
+          <w:tcPr>
+            <w:tcW w:type="dxa" w:w="2000"/>
+            <w:tcBorders>
+              <w:top w:val="single" w:color="CBD5E1" w:sz="1"/>
+              <w:left w:val="single" w:color="CBD5E1" w:sz="1"/>
+              <w:bottom w:val="single" w:color="CBD5E1" w:sz="1"/>
+              <w:right w:val="single" w:color="CBD5E1" w:sz="1"/>
+            </w:tcBorders>
+            <w:shd w:fill="FFFFFF" w:val="clear"/>
+            <w:tcMar>
+              <w:top w:type="dxa" w:w="80"/>
+              <w:left w:type="dxa" w:w="120"/>
+              <w:bottom w:type="dxa" w:w="80"/>
+              <w:right w:type="dxa" w:w="120"/>
+            </w:tcMar>
+          </w:tcPr>
+          <w:p>
+            <w:r>
+              <w:rPr>
+                <w:rFonts w:ascii="Courier New" w:cs="Courier New" w:eastAsia="Courier New" w:hAnsi="Courier New"/>
+                <w:color w:val="007A72"/>
+                <w:sz w:val="17"/>
+                <w:szCs w:val="17"/>
+              </w:rPr>
+              <w:t xml:space="preserve">studio_flow_hooks</w:t>
+            </w:r>
+          </w:p>
+        </w:tc>
+        <w:tc>
+          <w:tcPr>
+            <w:tcW w:type="dxa" w:w="2400"/>
+            <w:tcBorders>
+              <w:top w:val="single" w:color="CBD5E1" w:sz="1"/>
+              <w:left w:val="single" w:color="CBD5E1" w:sz="1"/>
+              <w:bottom w:val="single" w:color="CBD5E1" w:sz="1"/>
+              <w:right w:val="single" w:color="CBD5E1" w:sz="1"/>
+            </w:tcBorders>
+            <w:shd w:fill="FFFFFF" w:val="clear"/>
+            <w:tcMar>
+              <w:top w:type="dxa" w:w="80"/>
+              <w:left w:type="dxa" w:w="120"/>
+              <w:bottom w:type="dxa" w:w="80"/>
+              <w:right w:type="dxa" w:w="120"/>
+            </w:tcMar>
+          </w:tcPr>
+          <w:p>
+            <w:r>
+              <w:rPr>
+                <w:rFonts w:ascii="Arial" w:cs="Arial" w:eastAsia="Arial" w:hAnsi="Arial"/>
+                <w:color w:val="1E293B"/>
+                <w:sz w:val="17"/>
+                <w:szCs w:val="17"/>
+              </w:rPr>
+              <w:t xml:space="preserve">Reserved for future Studio Flow routing metadata</w:t>
+            </w:r>
+          </w:p>
+        </w:tc>
+        <w:tc>
+          <w:tcPr>
+            <w:tcW w:type="dxa" w:w="4960"/>
+            <w:tcBorders>
+              <w:top w:val="single" w:color="CBD5E1" w:sz="1"/>
+              <w:left w:val="single" w:color="CBD5E1" w:sz="1"/>
+              <w:bottom w:val="single" w:color="CBD5E1" w:sz="1"/>
+              <w:right w:val="single" w:color="CBD5E1" w:sz="1"/>
+            </w:tcBorders>
+            <w:shd w:fill="FFFFFF" w:val="clear"/>
+            <w:tcMar>
+              <w:top w:type="dxa" w:w="80"/>
+              <w:left w:type="dxa" w:w="120"/>
+              <w:bottom w:type="dxa" w:w="80"/>
+              <w:right w:type="dxa" w:w="120"/>
+            </w:tcMar>
+          </w:tcPr>
+          <w:p>
+            <w:r>
+              <w:rPr>
+                <w:rFonts w:ascii="Arial" w:cs="Arial" w:eastAsia="Arial" w:hAnsi="Arial"/>
+                <w:color w:val="1E293B"/>
+                <w:sz w:val="17"/>
+                <w:szCs w:val="17"/>
+              </w:rPr>
+              <w:t xml:space="preserve">Not yet used — empty object for every unit today</w:t>
+            </w:r>
+          </w:p>
+        </w:tc>
+      </w:tr>
     </w:tbl>
     <w:p>
       <w:pPr>
@@ -20380,7 +20736,7 @@
           <w:sz w:val="16"/>
           <w:szCs w:val="16"/>
         </w:rPr>
-        <w:t xml:space="preserve">Classroom Agency System · Pacing Guide v1.0 · School Year 2026–27</w:t>
+        <w:t xml:space="preserve">Classroom Agency System · Pacing Guide v1.1 (v2 JSON schema) · School Year 2026–27</w:t>
       </w:r>
     </w:p>
     <w:sectPr>
